--- a/封面.docx
+++ b/封面.docx
@@ -16,8 +16,6 @@
           <w:szCs w:val="24"/>
         </w:rPr>
       </w:pPr>
-      <w:bookmarkStart w:id="0" w:name="_GoBack"/>
-      <w:bookmarkEnd w:id="0"/>
       <w:r>
         <w:rPr>
           <w:rFonts w:hint="eastAsia" w:ascii="Times New Roman"/>
@@ -37,12 +35,22 @@
       </w:r>
       <w:r>
         <w:rPr>
+          <w:rFonts w:hint="eastAsia" w:ascii="Times New Roman"/>
+          <w:sz w:val="24"/>
+          <w:szCs w:val="24"/>
+          <w:u w:val="single"/>
+          <w:lang w:val="en-US" w:eastAsia="zh-CN"/>
+        </w:rPr>
+        <w:t xml:space="preserve"> 181</w:t>
+      </w:r>
+      <w:r>
+        <w:rPr>
           <w:rFonts w:ascii="Times New Roman"/>
           <w:sz w:val="24"/>
           <w:szCs w:val="24"/>
           <w:u w:val="single"/>
         </w:rPr>
-        <w:t xml:space="preserve">                  </w:t>
+        <w:t xml:space="preserve">   </w:t>
       </w:r>
       <w:r>
         <w:rPr>
@@ -58,7 +66,16 @@
           <w:sz w:val="24"/>
           <w:szCs w:val="24"/>
         </w:rPr>
-        <w:t xml:space="preserve">          </w:t>
+        <w:t xml:space="preserve">     </w:t>
+      </w:r>
+      <w:r>
+        <w:rPr>
+          <w:rFonts w:hint="eastAsia" w:ascii="Times New Roman"/>
+          <w:sz w:val="24"/>
+          <w:szCs w:val="24"/>
+          <w:lang w:val="en-US" w:eastAsia="zh-CN"/>
+        </w:rPr>
+        <w:t xml:space="preserve">               </w:t>
       </w:r>
       <w:r>
         <w:rPr>
@@ -118,12 +135,14 @@
       </w:r>
       <w:r>
         <w:rPr>
-          <w:rFonts w:hint="eastAsia" w:ascii="Times New Roman" w:hAnsi="Times New Roman"/>
-          <w:color w:val="000000"/>
-          <w:szCs w:val="21"/>
+          <w:rFonts w:hint="eastAsia" w:ascii="Times New Roman" w:hAnsi="Times New Roman" w:eastAsia="宋体" w:cs="Times New Roman"/>
+          <w:kern w:val="0"/>
+          <w:sz w:val="24"/>
+          <w:szCs w:val="24"/>
           <w:u w:val="single"/>
-        </w:rPr>
-        <w:t xml:space="preserve">（注明密级与保密期限）   </w:t>
+          <w:lang w:val="en-US" w:eastAsia="zh-CN" w:bidi="ar-SA"/>
+        </w:rPr>
+        <w:t xml:space="preserve">  公开   </w:t>
       </w:r>
       <w:r>
         <w:rPr>
@@ -131,7 +150,24 @@
           <w:color w:val="000000"/>
           <w:sz w:val="24"/>
         </w:rPr>
-        <w:t xml:space="preserve">                       学    号：</w:t>
+        <w:t xml:space="preserve">                    </w:t>
+      </w:r>
+      <w:r>
+        <w:rPr>
+          <w:rFonts w:hint="eastAsia" w:ascii="Times New Roman" w:hAnsi="Times New Roman"/>
+          <w:color w:val="000000"/>
+          <w:sz w:val="24"/>
+          <w:lang w:val="en-US" w:eastAsia="zh-CN"/>
+        </w:rPr>
+        <w:t xml:space="preserve">             </w:t>
+      </w:r>
+      <w:r>
+        <w:rPr>
+          <w:rFonts w:hint="eastAsia" w:ascii="Times New Roman" w:hAnsi="Times New Roman"/>
+          <w:color w:val="000000"/>
+          <w:sz w:val="24"/>
+        </w:rPr>
+        <w:t xml:space="preserve"> 学    号：</w:t>
       </w:r>
       <w:r>
         <w:rPr>
@@ -239,20 +275,11 @@
           </o:OLEObject>
         </w:pict>
       </w:r>
-      <w:r>
-        <w:rPr>
-          <w:rFonts w:hint="eastAsia" w:ascii="Times New Roman" w:hAnsi="Times New Roman"/>
-          <w:color w:val="FF0000"/>
-          <w:sz w:val="48"/>
-          <w:szCs w:val="48"/>
-        </w:rPr>
-        <w:t>（专业学位）</w:t>
-      </w:r>
     </w:p>
     <w:p>
       <w:pPr>
         <w:spacing w:before="360"/>
-        <w:ind w:left="899" w:leftChars="257" w:hanging="359" w:hangingChars="112"/>
+        <w:ind w:left="3135" w:leftChars="257" w:hanging="2595" w:hangingChars="810"/>
         <w:rPr>
           <w:rFonts w:ascii="Times New Roman" w:hAnsi="Times New Roman"/>
           <w:color w:val="000000"/>
@@ -265,6 +292,15 @@
           <w:sz w:val="32"/>
         </w:rPr>
         <w:t>中文论文题目 ：</w:t>
+      </w:r>
+      <w:r>
+        <w:rPr>
+          <w:rFonts w:hint="eastAsia" w:ascii="Times New Roman" w:hAnsi="Times New Roman"/>
+          <w:b/>
+          <w:sz w:val="32"/>
+          <w:u w:val="single"/>
+        </w:rPr>
+        <w:t xml:space="preserve"> </w:t>
       </w:r>
       <w:r>
         <w:rPr>
@@ -278,10 +314,12 @@
       <w:r>
         <w:rPr>
           <w:rFonts w:hint="eastAsia" w:ascii="Times New Roman" w:hAnsi="Times New Roman"/>
-          <w:color w:val="000000"/>
+          <w:b/>
+          <w:sz w:val="36"/>
           <w:u w:val="single"/>
-        </w:rPr>
-        <w:t>基于机器学习的固态硬盘故障预测与寿命提升方法研究</w:t>
+          <w:lang w:val="en-US" w:eastAsia="zh-CN"/>
+        </w:rPr>
+        <w:t>基于机器学习的固态硬盘     故障预测与寿命提升方法研究</w:t>
       </w:r>
       <w:r>
         <w:rPr>
@@ -290,12 +328,12 @@
           <w:sz w:val="36"/>
           <w:u w:val="single"/>
         </w:rPr>
-        <w:t xml:space="preserve">       </w:t>
+        <w:t xml:space="preserve">          </w:t>
       </w:r>
     </w:p>
     <w:p>
       <w:pPr>
-        <w:ind w:left="540" w:leftChars="257"/>
+        <w:ind w:left="2622" w:leftChars="257" w:hanging="2082" w:hangingChars="650"/>
         <w:rPr>
           <w:rFonts w:ascii="Times New Roman" w:hAnsi="Times New Roman"/>
           <w:color w:val="000000"/>
@@ -326,7 +364,7 @@
           <w:u w:val="single"/>
           <w:lang w:val="en-US" w:eastAsia="zh-CN"/>
         </w:rPr>
-        <w:t>Re</w:t>
+        <w:t xml:space="preserve"> Re</w:t>
       </w:r>
       <w:r>
         <w:rPr>
@@ -336,7 +374,19 @@
           <w:u w:val="single"/>
           <w:lang w:val="en-US" w:eastAsia="zh-CN"/>
         </w:rPr>
-        <w:t>search on SSD Failure Prediction and Lifetime Enhancement Methods Based On Machine Learning</w:t>
+        <w:t xml:space="preserve">search on SSD Failure Prediction </w:t>
+      </w:r>
+      <w:bookmarkStart w:id="0" w:name="_GoBack"/>
+      <w:bookmarkEnd w:id="0"/>
+      <w:r>
+        <w:rPr>
+          <w:rFonts w:hint="default" w:ascii="Times New Roman" w:hAnsi="Times New Roman"/>
+          <w:b/>
+          <w:sz w:val="32"/>
+          <w:u w:val="single"/>
+          <w:lang w:val="en-US" w:eastAsia="zh-CN"/>
+        </w:rPr>
+        <w:t>and Lifetime Enhancement Methods Based on Machine Learning</w:t>
       </w:r>
       <w:r>
         <w:rPr>
@@ -345,7 +395,7 @@
           <w:sz w:val="36"/>
           <w:u w:val="single"/>
         </w:rPr>
-        <w:t xml:space="preserve"> </w:t>
+        <w:t xml:space="preserve">          </w:t>
       </w:r>
     </w:p>
     <w:p>
@@ -363,7 +413,7 @@
         <w:ind w:left="839" w:firstLine="1141"/>
         <w:rPr>
           <w:rFonts w:ascii="Times New Roman" w:hAnsi="Times New Roman"/>
-          <w:color w:val="000000"/>
+          <w:color w:val="auto"/>
           <w:position w:val="-6"/>
           <w:sz w:val="28"/>
           <w:u w:val="single"/>
@@ -372,7 +422,7 @@
       <w:r>
         <w:rPr>
           <w:rFonts w:hint="eastAsia" w:ascii="Times New Roman" w:hAnsi="Times New Roman"/>
-          <w:color w:val="000000"/>
+          <w:color w:val="auto"/>
           <w:kern w:val="0"/>
           <w:sz w:val="28"/>
         </w:rPr>
@@ -381,7 +431,7 @@
       <w:r>
         <w:rPr>
           <w:rFonts w:hint="eastAsia" w:ascii="Times New Roman" w:hAnsi="Times New Roman"/>
-          <w:color w:val="000000"/>
+          <w:color w:val="auto"/>
           <w:sz w:val="28"/>
         </w:rPr>
         <w:t>：</w:t>
@@ -389,7 +439,7 @@
       <w:r>
         <w:rPr>
           <w:rFonts w:hint="eastAsia" w:ascii="Times New Roman" w:hAnsi="Times New Roman"/>
-          <w:color w:val="000000"/>
+          <w:color w:val="auto"/>
           <w:position w:val="-6"/>
           <w:sz w:val="28"/>
           <w:u w:val="single"/>
@@ -399,7 +449,7 @@
       <w:r>
         <w:rPr>
           <w:rFonts w:hint="eastAsia" w:ascii="Times New Roman" w:hAnsi="Times New Roman"/>
-          <w:color w:val="000000"/>
+          <w:color w:val="auto"/>
           <w:position w:val="-6"/>
           <w:sz w:val="28"/>
           <w:u w:val="single"/>
@@ -410,7 +460,7 @@
       <w:r>
         <w:rPr>
           <w:rFonts w:hint="eastAsia" w:ascii="Times New Roman" w:hAnsi="Times New Roman"/>
-          <w:color w:val="000000"/>
+          <w:color w:val="auto"/>
           <w:position w:val="-6"/>
           <w:sz w:val="28"/>
           <w:u w:val="single"/>
@@ -424,7 +474,7 @@
         <w:ind w:left="839" w:firstLine="1141"/>
         <w:rPr>
           <w:rFonts w:ascii="Times New Roman" w:hAnsi="Times New Roman"/>
-          <w:color w:val="000000"/>
+          <w:color w:val="auto"/>
           <w:position w:val="-6"/>
           <w:sz w:val="28"/>
           <w:u w:val="single"/>
@@ -433,7 +483,7 @@
       <w:r>
         <w:rPr>
           <w:rFonts w:hint="eastAsia" w:ascii="Times New Roman" w:hAnsi="Times New Roman"/>
-          <w:color w:val="FF0000"/>
+          <w:color w:val="auto"/>
           <w:kern w:val="0"/>
           <w:sz w:val="28"/>
         </w:rPr>
@@ -442,7 +492,7 @@
       <w:r>
         <w:rPr>
           <w:rFonts w:hint="eastAsia" w:ascii="Times New Roman" w:hAnsi="Times New Roman"/>
-          <w:color w:val="FF0000"/>
+          <w:color w:val="auto"/>
           <w:sz w:val="28"/>
         </w:rPr>
         <w:t>：</w:t>
@@ -450,17 +500,17 @@
       <w:r>
         <w:rPr>
           <w:rFonts w:hint="eastAsia" w:ascii="Times New Roman" w:hAnsi="Times New Roman"/>
-          <w:color w:val="000000"/>
+          <w:color w:val="auto"/>
           <w:position w:val="-6"/>
           <w:sz w:val="28"/>
           <w:u w:val="single"/>
         </w:rPr>
-        <w:t xml:space="preserve">    </w:t>
+        <w:t xml:space="preserve">   </w:t>
       </w:r>
       <w:r>
         <w:rPr>
           <w:rFonts w:hint="eastAsia" w:ascii="Times New Roman" w:hAnsi="Times New Roman"/>
-          <w:color w:val="000000"/>
+          <w:color w:val="auto"/>
           <w:position w:val="-6"/>
           <w:sz w:val="28"/>
           <w:u w:val="single"/>
@@ -471,17 +521,17 @@
       <w:r>
         <w:rPr>
           <w:rFonts w:hint="eastAsia" w:ascii="Times New Roman" w:hAnsi="Times New Roman"/>
-          <w:color w:val="000000"/>
+          <w:color w:val="auto"/>
           <w:position w:val="-6"/>
           <w:sz w:val="28"/>
           <w:u w:val="single"/>
         </w:rPr>
-        <w:t xml:space="preserve">                 </w:t>
+        <w:t xml:space="preserve">                  </w:t>
       </w:r>
       <w:r>
         <w:rPr>
           <w:rFonts w:ascii="Times New Roman" w:hAnsi="Times New Roman"/>
-          <w:color w:val="000000"/>
+          <w:color w:val="auto"/>
           <w:position w:val="-6"/>
           <w:sz w:val="28"/>
           <w:u w:val="single"/>
@@ -495,7 +545,7 @@
         <w:ind w:firstLine="1979" w:firstLineChars="707"/>
         <w:rPr>
           <w:rFonts w:ascii="Times New Roman" w:hAnsi="Times New Roman"/>
-          <w:color w:val="000000"/>
+          <w:color w:val="auto"/>
           <w:position w:val="-6"/>
           <w:sz w:val="28"/>
           <w:u w:val="single"/>
@@ -504,7 +554,7 @@
       <w:r>
         <w:rPr>
           <w:rFonts w:hint="eastAsia" w:ascii="Times New Roman" w:hAnsi="Times New Roman"/>
-          <w:color w:val="FF0000"/>
+          <w:color w:val="auto"/>
           <w:kern w:val="0"/>
           <w:sz w:val="28"/>
         </w:rPr>
@@ -513,7 +563,7 @@
       <w:r>
         <w:rPr>
           <w:rFonts w:hint="eastAsia" w:ascii="Times New Roman" w:hAnsi="Times New Roman"/>
-          <w:color w:val="FF0000"/>
+          <w:color w:val="auto"/>
           <w:sz w:val="28"/>
         </w:rPr>
         <w:t>：</w:t>
@@ -521,7 +571,7 @@
       <w:r>
         <w:rPr>
           <w:rFonts w:hint="eastAsia" w:ascii="Times New Roman" w:hAnsi="Times New Roman"/>
-          <w:color w:val="000000"/>
+          <w:color w:val="auto"/>
           <w:position w:val="-6"/>
           <w:sz w:val="28"/>
           <w:u w:val="single"/>
@@ -531,7 +581,7 @@
       <w:r>
         <w:rPr>
           <w:rFonts w:hint="eastAsia" w:ascii="Times New Roman" w:hAnsi="Times New Roman"/>
-          <w:color w:val="000000"/>
+          <w:color w:val="auto"/>
           <w:position w:val="-6"/>
           <w:sz w:val="28"/>
           <w:u w:val="single"/>
@@ -542,7 +592,7 @@
       <w:r>
         <w:rPr>
           <w:rFonts w:hint="eastAsia" w:ascii="Times New Roman" w:hAnsi="Times New Roman"/>
-          <w:color w:val="000000"/>
+          <w:color w:val="auto"/>
           <w:position w:val="-6"/>
           <w:sz w:val="28"/>
           <w:u w:val="single"/>
@@ -552,7 +602,7 @@
       <w:r>
         <w:rPr>
           <w:rFonts w:ascii="Times New Roman" w:hAnsi="Times New Roman"/>
-          <w:color w:val="000000"/>
+          <w:color w:val="auto"/>
           <w:position w:val="-6"/>
           <w:sz w:val="28"/>
           <w:u w:val="single"/>
@@ -566,7 +616,7 @@
         <w:ind w:left="839" w:firstLine="1141"/>
         <w:rPr>
           <w:rFonts w:ascii="Times New Roman" w:hAnsi="Times New Roman"/>
-          <w:color w:val="FF0000"/>
+          <w:color w:val="auto"/>
           <w:position w:val="-6"/>
           <w:sz w:val="28"/>
           <w:u w:val="single"/>
@@ -575,7 +625,7 @@
       <w:r>
         <w:rPr>
           <w:rFonts w:hint="eastAsia" w:ascii="Times New Roman" w:hAnsi="Times New Roman"/>
-          <w:color w:val="FF0000"/>
+          <w:color w:val="auto"/>
           <w:kern w:val="0"/>
           <w:sz w:val="28"/>
         </w:rPr>
@@ -584,7 +634,7 @@
       <w:r>
         <w:rPr>
           <w:rFonts w:hint="eastAsia" w:ascii="Times New Roman" w:hAnsi="Times New Roman"/>
-          <w:color w:val="FF0000"/>
+          <w:color w:val="auto"/>
           <w:position w:val="-6"/>
           <w:sz w:val="28"/>
           <w:u w:val="single"/>
@@ -595,17 +645,17 @@
       <w:r>
         <w:rPr>
           <w:rFonts w:hint="eastAsia" w:ascii="Times New Roman" w:hAnsi="Times New Roman"/>
-          <w:color w:val="FF0000"/>
+          <w:color w:val="auto"/>
           <w:position w:val="-6"/>
           <w:sz w:val="28"/>
           <w:u w:val="single"/>
         </w:rPr>
-        <w:t xml:space="preserve">                  </w:t>
+        <w:t xml:space="preserve">                     </w:t>
       </w:r>
       <w:r>
         <w:rPr>
           <w:rFonts w:ascii="Times New Roman" w:hAnsi="Times New Roman"/>
-          <w:color w:val="FF0000"/>
+          <w:color w:val="auto"/>
           <w:position w:val="-6"/>
           <w:sz w:val="28"/>
           <w:u w:val="single"/>
@@ -619,7 +669,7 @@
         <w:ind w:left="839" w:firstLine="1141"/>
         <w:rPr>
           <w:rFonts w:ascii="Times New Roman" w:hAnsi="Times New Roman"/>
-          <w:color w:val="FF0000"/>
+          <w:color w:val="auto"/>
           <w:position w:val="-6"/>
           <w:sz w:val="28"/>
           <w:u w:val="single"/>
@@ -628,7 +678,7 @@
       <w:r>
         <w:rPr>
           <w:rFonts w:ascii="Times New Roman" w:hAnsi="Times New Roman"/>
-          <w:color w:val="FF0000"/>
+          <w:color w:val="auto"/>
           <w:position w:val="-6"/>
           <w:sz w:val="28"/>
         </w:rPr>
@@ -637,7 +687,7 @@
       <w:r>
         <w:rPr>
           <w:rFonts w:hint="eastAsia" w:ascii="Times New Roman" w:hAnsi="Times New Roman"/>
-          <w:color w:val="FF0000"/>
+          <w:color w:val="auto"/>
           <w:position w:val="-6"/>
           <w:sz w:val="28"/>
         </w:rPr>
@@ -646,7 +696,7 @@
       <w:r>
         <w:rPr>
           <w:rFonts w:hint="eastAsia" w:ascii="Times New Roman" w:hAnsi="Times New Roman"/>
-          <w:color w:val="FF0000"/>
+          <w:color w:val="auto"/>
           <w:position w:val="-6"/>
           <w:sz w:val="28"/>
           <w:u w:val="single"/>
@@ -656,33 +706,33 @@
       <w:r>
         <w:rPr>
           <w:rFonts w:ascii="Times New Roman" w:hAnsi="Times New Roman"/>
-          <w:color w:val="FF0000"/>
+          <w:color w:val="auto"/>
           <w:position w:val="-6"/>
           <w:sz w:val="28"/>
           <w:u w:val="single"/>
         </w:rPr>
-        <w:t xml:space="preserve">     </w:t>
+        <w:t xml:space="preserve">    </w:t>
       </w:r>
       <w:r>
         <w:rPr>
           <w:rFonts w:hint="eastAsia" w:ascii="Times New Roman" w:hAnsi="Times New Roman"/>
-          <w:color w:val="FF0000"/>
+          <w:color w:val="auto"/>
           <w:position w:val="-6"/>
           <w:sz w:val="28"/>
           <w:u w:val="single"/>
           <w:lang w:val="en-US" w:eastAsia="zh-CN"/>
         </w:rPr>
-        <w:t xml:space="preserve"> 数据工程</w:t>
+        <w:t>数据工程</w:t>
       </w:r>
       <w:r>
         <w:rPr>
           <w:rFonts w:ascii="Times New Roman" w:hAnsi="Times New Roman"/>
-          <w:color w:val="FF0000"/>
+          <w:color w:val="auto"/>
           <w:position w:val="-6"/>
           <w:sz w:val="28"/>
           <w:u w:val="single"/>
         </w:rPr>
-        <w:t xml:space="preserve">               </w:t>
+        <w:t xml:space="preserve">                            </w:t>
       </w:r>
     </w:p>
     <w:p>
@@ -691,7 +741,7 @@
         <w:ind w:left="839" w:firstLine="1141"/>
         <w:rPr>
           <w:rFonts w:ascii="Times New Roman" w:hAnsi="Times New Roman"/>
-          <w:color w:val="FF0000"/>
+          <w:color w:val="auto"/>
           <w:position w:val="-6"/>
           <w:sz w:val="28"/>
         </w:rPr>
@@ -699,7 +749,7 @@
       <w:r>
         <w:rPr>
           <w:rFonts w:hint="eastAsia" w:ascii="Times New Roman" w:hAnsi="Times New Roman"/>
-          <w:color w:val="FF0000"/>
+          <w:color w:val="auto"/>
           <w:position w:val="-6"/>
           <w:sz w:val="28"/>
         </w:rPr>
@@ -708,33 +758,33 @@
       <w:r>
         <w:rPr>
           <w:rFonts w:hint="eastAsia" w:ascii="Times New Roman" w:hAnsi="Times New Roman"/>
-          <w:color w:val="FF0000"/>
+          <w:color w:val="auto"/>
           <w:position w:val="-6"/>
           <w:sz w:val="28"/>
           <w:u w:val="single"/>
         </w:rPr>
-        <w:t xml:space="preserve">       </w:t>
+        <w:t xml:space="preserve">    </w:t>
       </w:r>
       <w:r>
         <w:rPr>
           <w:rFonts w:hint="eastAsia" w:ascii="Times New Roman" w:hAnsi="Times New Roman"/>
-          <w:color w:val="FF0000"/>
+          <w:color w:val="auto"/>
           <w:position w:val="-6"/>
           <w:sz w:val="28"/>
           <w:u w:val="single"/>
           <w:lang w:val="en-US" w:eastAsia="zh-CN"/>
         </w:rPr>
-        <w:t>全日制硕士生</w:t>
+        <w:t>全日制非定向</w:t>
       </w:r>
       <w:r>
         <w:rPr>
           <w:rFonts w:hint="eastAsia" w:ascii="Times New Roman" w:hAnsi="Times New Roman"/>
-          <w:color w:val="FF0000"/>
+          <w:color w:val="auto"/>
           <w:position w:val="-6"/>
           <w:sz w:val="28"/>
           <w:u w:val="single"/>
         </w:rPr>
-        <w:t xml:space="preserve">                          </w:t>
+        <w:t xml:space="preserve">                             </w:t>
       </w:r>
     </w:p>
     <w:p>
@@ -743,53 +793,40 @@
         <w:ind w:left="839" w:firstLine="1141"/>
         <w:rPr>
           <w:rFonts w:ascii="Times New Roman" w:hAnsi="Times New Roman"/>
-          <w:color w:val="000000"/>
+          <w:color w:val="auto"/>
+          <w:kern w:val="0"/>
+          <w:sz w:val="28"/>
+        </w:rPr>
+      </w:pPr>
+      <w:r>
+        <w:rPr>
+          <w:rFonts w:hint="eastAsia" w:ascii="Times New Roman" w:hAnsi="Times New Roman"/>
+          <w:color w:val="auto"/>
+          <w:kern w:val="0"/>
+          <w:sz w:val="28"/>
+        </w:rPr>
+        <w:t>所在学院：</w:t>
+      </w:r>
+      <w:r>
+        <w:rPr>
+          <w:rFonts w:hint="eastAsia" w:ascii="Times New Roman" w:hAnsi="Times New Roman"/>
+          <w:color w:val="auto"/>
           <w:position w:val="-6"/>
           <w:sz w:val="28"/>
           <w:u w:val="single"/>
         </w:rPr>
-      </w:pPr>
-      <w:r>
-        <w:rPr>
-          <w:rFonts w:hint="eastAsia" w:ascii="Times New Roman" w:hAnsi="Times New Roman"/>
-          <w:color w:val="000000"/>
-          <w:kern w:val="0"/>
-          <w:sz w:val="28"/>
-        </w:rPr>
-        <w:t>所在学院：</w:t>
-      </w:r>
-      <w:r>
-        <w:rPr>
-          <w:rFonts w:hint="eastAsia" w:ascii="Times New Roman" w:hAnsi="Times New Roman"/>
-          <w:color w:val="000000"/>
+        <w:t xml:space="preserve">        工程师学院 </w:t>
+      </w:r>
+      <w:r>
+        <w:rPr>
+          <w:rFonts w:ascii="Times New Roman" w:hAnsi="Times New Roman"/>
+          <w:color w:val="auto"/>
           <w:position w:val="-6"/>
           <w:sz w:val="28"/>
           <w:u w:val="single"/>
         </w:rPr>
-        <w:t xml:space="preserve">        工程师学院 </w:t>
-      </w:r>
-      <w:r>
-        <w:rPr>
-          <w:rFonts w:ascii="Times New Roman" w:hAnsi="Times New Roman"/>
-          <w:color w:val="000000"/>
-          <w:position w:val="-6"/>
-          <w:sz w:val="28"/>
-          <w:u w:val="single"/>
-        </w:rPr>
         <w:t xml:space="preserve">              </w:t>
       </w:r>
-    </w:p>
-    <w:p>
-      <w:pPr>
-        <w:spacing w:line="360" w:lineRule="auto"/>
-        <w:ind w:left="839" w:firstLine="1141"/>
-        <w:rPr>
-          <w:rFonts w:ascii="Times New Roman" w:hAnsi="Times New Roman"/>
-          <w:color w:val="000000"/>
-          <w:kern w:val="0"/>
-          <w:sz w:val="28"/>
-        </w:rPr>
-      </w:pPr>
     </w:p>
     <w:p>
       <w:pPr>

--- a/封面.docx
+++ b/封面.docx
@@ -35,38 +35,47 @@
       </w:r>
       <w:r>
         <w:rPr>
+          <w:rFonts w:ascii="Times New Roman"/>
+          <w:sz w:val="24"/>
+          <w:szCs w:val="24"/>
+          <w:u w:val="single"/>
+        </w:rPr>
+        <w:t xml:space="preserve">  </w:t>
+      </w:r>
+      <w:r>
+        <w:rPr>
+          <w:rFonts w:hint="default" w:ascii="Times New Roman"/>
+          <w:sz w:val="24"/>
+          <w:szCs w:val="24"/>
+          <w:u w:val="single"/>
+          <w:lang w:val="en-US"/>
+        </w:rPr>
+        <w:t>181</w:t>
+      </w:r>
+      <w:r>
+        <w:rPr>
+          <w:rFonts w:ascii="Times New Roman"/>
+          <w:sz w:val="24"/>
+          <w:szCs w:val="24"/>
+          <w:u w:val="single"/>
+        </w:rPr>
+        <w:t xml:space="preserve">   </w:t>
+      </w:r>
+      <w:r>
+        <w:rPr>
           <w:rFonts w:hint="eastAsia" w:ascii="Times New Roman"/>
           <w:sz w:val="24"/>
           <w:szCs w:val="24"/>
-          <w:u w:val="single"/>
-          <w:lang w:val="en-US" w:eastAsia="zh-CN"/>
-        </w:rPr>
-        <w:t xml:space="preserve"> 181</w:t>
+        </w:rPr>
+        <w:t xml:space="preserve">               </w:t>
       </w:r>
       <w:r>
         <w:rPr>
           <w:rFonts w:ascii="Times New Roman"/>
           <w:sz w:val="24"/>
           <w:szCs w:val="24"/>
-          <w:u w:val="single"/>
-        </w:rPr>
-        <w:t xml:space="preserve">   </w:t>
-      </w:r>
-      <w:r>
-        <w:rPr>
-          <w:rFonts w:hint="eastAsia" w:ascii="Times New Roman"/>
-          <w:sz w:val="24"/>
-          <w:szCs w:val="24"/>
-        </w:rPr>
-        <w:t xml:space="preserve">               </w:t>
-      </w:r>
-      <w:r>
-        <w:rPr>
-          <w:rFonts w:ascii="Times New Roman"/>
-          <w:sz w:val="24"/>
-          <w:szCs w:val="24"/>
-        </w:rPr>
-        <w:t xml:space="preserve">     </w:t>
+        </w:rPr>
+        <w:t xml:space="preserve">          </w:t>
       </w:r>
       <w:r>
         <w:rPr>
@@ -75,7 +84,7 @@
           <w:szCs w:val="24"/>
           <w:lang w:val="en-US" w:eastAsia="zh-CN"/>
         </w:rPr>
-        <w:t xml:space="preserve">               </w:t>
+        <w:t xml:space="preserve">          </w:t>
       </w:r>
       <w:r>
         <w:rPr>
@@ -135,14 +144,22 @@
       </w:r>
       <w:r>
         <w:rPr>
-          <w:rFonts w:hint="eastAsia" w:ascii="Times New Roman" w:hAnsi="Times New Roman" w:eastAsia="宋体" w:cs="Times New Roman"/>
-          <w:kern w:val="0"/>
-          <w:sz w:val="24"/>
-          <w:szCs w:val="24"/>
-          <w:u w:val="single"/>
-          <w:lang w:val="en-US" w:eastAsia="zh-CN" w:bidi="ar-SA"/>
-        </w:rPr>
-        <w:t xml:space="preserve">  公开   </w:t>
+          <w:rFonts w:hint="eastAsia" w:ascii="Times New Roman" w:hAnsi="Times New Roman"/>
+          <w:color w:val="000000"/>
+          <w:szCs w:val="21"/>
+          <w:u w:val="single"/>
+          <w:lang w:val="en-US" w:eastAsia="zh-CN"/>
+        </w:rPr>
+        <w:t xml:space="preserve">   公开 </w:t>
+      </w:r>
+      <w:r>
+        <w:rPr>
+          <w:rFonts w:hint="eastAsia" w:ascii="Times New Roman" w:hAnsi="Times New Roman"/>
+          <w:color w:val="000000"/>
+          <w:szCs w:val="21"/>
+          <w:u w:val="single"/>
+        </w:rPr>
+        <w:t xml:space="preserve">  </w:t>
       </w:r>
       <w:r>
         <w:rPr>
@@ -150,7 +167,7 @@
           <w:color w:val="000000"/>
           <w:sz w:val="24"/>
         </w:rPr>
-        <w:t xml:space="preserve">                    </w:t>
+        <w:t xml:space="preserve">                       </w:t>
       </w:r>
       <w:r>
         <w:rPr>
@@ -159,7 +176,7 @@
           <w:sz w:val="24"/>
           <w:lang w:val="en-US" w:eastAsia="zh-CN"/>
         </w:rPr>
-        <w:t xml:space="preserve">             </w:t>
+        <w:t xml:space="preserve">            </w:t>
       </w:r>
       <w:r>
         <w:rPr>
@@ -167,7 +184,7 @@
           <w:color w:val="000000"/>
           <w:sz w:val="24"/>
         </w:rPr>
-        <w:t xml:space="preserve"> 学    号：</w:t>
+        <w:t>学    号：</w:t>
       </w:r>
       <w:r>
         <w:rPr>
@@ -176,26 +193,7 @@
           <w:sz w:val="24"/>
           <w:u w:val="single"/>
         </w:rPr>
-        <w:t xml:space="preserve"> </w:t>
-      </w:r>
-      <w:r>
-        <w:rPr>
-          <w:rFonts w:hint="eastAsia" w:ascii="Times New Roman" w:hAnsi="Times New Roman"/>
-          <w:color w:val="000000"/>
-          <w:sz w:val="24"/>
-          <w:u w:val="single"/>
-          <w:lang w:val="en-US" w:eastAsia="zh-CN"/>
-        </w:rPr>
-        <w:t>22360325</w:t>
-      </w:r>
-      <w:r>
-        <w:rPr>
-          <w:rFonts w:hint="eastAsia" w:ascii="Times New Roman" w:hAnsi="Times New Roman"/>
-          <w:color w:val="000000"/>
-          <w:sz w:val="24"/>
-          <w:u w:val="single"/>
-        </w:rPr>
-        <w:t xml:space="preserve">       </w:t>
+        <w:t xml:space="preserve">        </w:t>
       </w:r>
       <w:r>
         <w:rPr>
@@ -249,7 +247,7 @@
         <w:jc w:val="center"/>
         <w:rPr>
           <w:rFonts w:ascii="Times New Roman" w:hAnsi="Times New Roman"/>
-          <w:color w:val="FF0000"/>
+          <w:color w:val="auto"/>
           <w:sz w:val="36"/>
           <w:szCs w:val="36"/>
         </w:rPr>
@@ -257,7 +255,7 @@
       <w:r>
         <w:rPr>
           <w:rFonts w:ascii="Times New Roman" w:hAnsi="Times New Roman"/>
-          <w:color w:val="000000"/>
+          <w:color w:val="auto"/>
           <w:sz w:val="30"/>
           <w:szCs w:val="30"/>
         </w:rPr>
@@ -275,14 +273,36 @@
           </o:OLEObject>
         </w:pict>
       </w:r>
+      <w:r>
+        <w:rPr>
+          <w:rFonts w:hint="eastAsia" w:ascii="Times New Roman" w:hAnsi="Times New Roman"/>
+          <w:color w:val="auto"/>
+          <w:sz w:val="48"/>
+          <w:szCs w:val="48"/>
+        </w:rPr>
+        <w:t>（专</w:t>
+      </w:r>
+      <w:bookmarkStart w:id="0" w:name="_GoBack"/>
+      <w:bookmarkEnd w:id="0"/>
+      <w:r>
+        <w:rPr>
+          <w:rFonts w:hint="eastAsia" w:ascii="Times New Roman" w:hAnsi="Times New Roman"/>
+          <w:color w:val="auto"/>
+          <w:sz w:val="48"/>
+          <w:szCs w:val="48"/>
+        </w:rPr>
+        <w:t>业学位）</w:t>
+      </w:r>
     </w:p>
     <w:p>
       <w:pPr>
         <w:spacing w:before="360"/>
-        <w:ind w:left="3135" w:leftChars="257" w:hanging="2595" w:hangingChars="810"/>
+        <w:ind w:left="899" w:leftChars="257" w:hanging="359" w:hangingChars="112"/>
         <w:rPr>
           <w:rFonts w:ascii="Times New Roman" w:hAnsi="Times New Roman"/>
-          <w:color w:val="000000"/>
+          <w:b/>
+          <w:sz w:val="32"/>
+          <w:u w:val="single"/>
         </w:rPr>
       </w:pPr>
       <w:r>
@@ -309,7 +329,7 @@
           <w:sz w:val="36"/>
           <w:u w:val="single"/>
         </w:rPr>
-        <w:t xml:space="preserve"> </w:t>
+        <w:t xml:space="preserve">  </w:t>
       </w:r>
       <w:r>
         <w:rPr>
@@ -319,7 +339,17 @@
           <w:u w:val="single"/>
           <w:lang w:val="en-US" w:eastAsia="zh-CN"/>
         </w:rPr>
-        <w:t>基于机器学习的固态硬盘     故障预测与寿命提升方法研究</w:t>
+        <w:t xml:space="preserve"> </w:t>
+      </w:r>
+      <w:r>
+        <w:rPr>
+          <w:rFonts w:hint="eastAsia" w:ascii="仿宋" w:hAnsi="仿宋" w:eastAsia="仿宋" w:cs="仿宋"/>
+          <w:b/>
+          <w:sz w:val="36"/>
+          <w:u w:val="single"/>
+          <w:lang w:val="en-US" w:eastAsia="zh-CN"/>
+        </w:rPr>
+        <w:t>基于机器学习的固态硬盘</w:t>
       </w:r>
       <w:r>
         <w:rPr>
@@ -328,12 +358,12 @@
           <w:sz w:val="36"/>
           <w:u w:val="single"/>
         </w:rPr>
-        <w:t xml:space="preserve">          </w:t>
+        <w:t xml:space="preserve">         </w:t>
       </w:r>
     </w:p>
     <w:p>
       <w:pPr>
-        <w:ind w:left="2622" w:leftChars="257" w:hanging="2082" w:hangingChars="650"/>
+        <w:ind w:firstLine="2694" w:firstLineChars="841"/>
         <w:rPr>
           <w:rFonts w:ascii="Times New Roman" w:hAnsi="Times New Roman"/>
           <w:color w:val="000000"/>
@@ -344,49 +374,9 @@
           <w:rFonts w:hint="eastAsia" w:ascii="Times New Roman" w:hAnsi="Times New Roman"/>
           <w:b/>
           <w:sz w:val="32"/>
-        </w:rPr>
-        <w:t>英文论文题目：</w:t>
-      </w:r>
-      <w:r>
-        <w:rPr>
-          <w:rFonts w:hint="eastAsia" w:ascii="Times New Roman" w:hAnsi="Times New Roman"/>
-          <w:b/>
-          <w:sz w:val="32"/>
           <w:u w:val="single"/>
         </w:rPr>
         <w:t xml:space="preserve"> </w:t>
-      </w:r>
-      <w:r>
-        <w:rPr>
-          <w:rFonts w:hint="eastAsia" w:ascii="Times New Roman" w:hAnsi="Times New Roman"/>
-          <w:b/>
-          <w:sz w:val="32"/>
-          <w:u w:val="single"/>
-          <w:lang w:val="en-US" w:eastAsia="zh-CN"/>
-        </w:rPr>
-        <w:t xml:space="preserve"> Re</w:t>
-      </w:r>
-      <w:r>
-        <w:rPr>
-          <w:rFonts w:hint="default" w:ascii="Times New Roman" w:hAnsi="Times New Roman"/>
-          <w:b/>
-          <w:sz w:val="32"/>
-          <w:u w:val="single"/>
-          <w:lang w:val="en-US" w:eastAsia="zh-CN"/>
-        </w:rPr>
-        <w:t xml:space="preserve">search on SSD Failure Prediction </w:t>
-      </w:r>
-      <w:bookmarkStart w:id="0" w:name="_GoBack"/>
-      <w:bookmarkEnd w:id="0"/>
-      <w:r>
-        <w:rPr>
-          <w:rFonts w:hint="default" w:ascii="Times New Roman" w:hAnsi="Times New Roman"/>
-          <w:b/>
-          <w:sz w:val="32"/>
-          <w:u w:val="single"/>
-          <w:lang w:val="en-US" w:eastAsia="zh-CN"/>
-        </w:rPr>
-        <w:t>and Lifetime Enhancement Methods Based on Machine Learning</w:t>
       </w:r>
       <w:r>
         <w:rPr>
@@ -395,17 +385,330 @@
           <w:sz w:val="36"/>
           <w:u w:val="single"/>
         </w:rPr>
-        <w:t xml:space="preserve">          </w:t>
+        <w:t xml:space="preserve"> </w:t>
+      </w:r>
+      <w:r>
+        <w:rPr>
+          <w:rFonts w:hint="eastAsia" w:ascii="Times New Roman" w:hAnsi="Times New Roman"/>
+          <w:b/>
+          <w:sz w:val="36"/>
+          <w:u w:val="single"/>
+          <w:lang w:val="en-US" w:eastAsia="zh-CN"/>
+        </w:rPr>
+        <w:t xml:space="preserve"> </w:t>
+      </w:r>
+      <w:r>
+        <w:rPr>
+          <w:rFonts w:hint="eastAsia" w:ascii="仿宋" w:hAnsi="仿宋" w:eastAsia="仿宋" w:cs="仿宋"/>
+          <w:b/>
+          <w:sz w:val="36"/>
+          <w:u w:val="single"/>
+          <w:lang w:val="en-US" w:eastAsia="zh-CN"/>
+        </w:rPr>
+        <w:t>故障检测与寿命提升方法研究</w:t>
+      </w:r>
+      <w:r>
+        <w:rPr>
+          <w:rFonts w:hint="eastAsia" w:ascii="Times New Roman" w:hAnsi="Times New Roman"/>
+          <w:b/>
+          <w:sz w:val="36"/>
+          <w:u w:val="single"/>
+        </w:rPr>
+        <w:t xml:space="preserve">                            </w:t>
       </w:r>
     </w:p>
     <w:p>
       <w:pPr>
-        <w:jc w:val="center"/>
+        <w:ind w:left="540" w:leftChars="257"/>
         <w:rPr>
           <w:rFonts w:ascii="Times New Roman" w:hAnsi="Times New Roman"/>
           <w:color w:val="000000"/>
         </w:rPr>
       </w:pPr>
+      <w:r>
+        <w:rPr>
+          <w:rFonts w:hint="eastAsia" w:ascii="Times New Roman" w:hAnsi="Times New Roman"/>
+          <w:b/>
+          <w:sz w:val="32"/>
+        </w:rPr>
+        <w:t>英文论文题目：</w:t>
+      </w:r>
+      <w:r>
+        <w:rPr>
+          <w:rFonts w:hint="eastAsia" w:ascii="Times New Roman" w:hAnsi="Times New Roman"/>
+          <w:b/>
+          <w:sz w:val="32"/>
+          <w:u w:val="single"/>
+        </w:rPr>
+        <w:t xml:space="preserve"> </w:t>
+      </w:r>
+      <w:r>
+        <w:rPr>
+          <w:rFonts w:hint="default" w:ascii="Times New Roman" w:hAnsi="Times New Roman"/>
+          <w:b/>
+          <w:sz w:val="32"/>
+          <w:u w:val="single"/>
+          <w:lang w:val="en-US"/>
+        </w:rPr>
+        <w:t xml:space="preserve"> </w:t>
+      </w:r>
+      <w:r>
+        <w:rPr>
+          <w:rFonts w:hint="eastAsia" w:ascii="Times New Roman" w:hAnsi="Times New Roman"/>
+          <w:b/>
+          <w:sz w:val="32"/>
+          <w:szCs w:val="32"/>
+          <w:u w:val="single"/>
+          <w:lang w:val="en-US" w:eastAsia="zh-CN"/>
+        </w:rPr>
+        <w:t>S</w:t>
+      </w:r>
+      <w:r>
+        <w:rPr>
+          <w:rFonts w:hint="default" w:ascii="Times New Roman" w:hAnsi="Times New Roman"/>
+          <w:b/>
+          <w:sz w:val="32"/>
+          <w:szCs w:val="32"/>
+          <w:u w:val="single"/>
+          <w:lang w:val="en-US" w:eastAsia="zh-CN"/>
+        </w:rPr>
+        <w:t>olid State Drive</w:t>
+      </w:r>
+      <w:r>
+        <w:rPr>
+          <w:rFonts w:hint="eastAsia" w:ascii="Times New Roman" w:hAnsi="Times New Roman"/>
+          <w:b/>
+          <w:sz w:val="32"/>
+          <w:szCs w:val="32"/>
+          <w:u w:val="single"/>
+          <w:lang w:val="en-US" w:eastAsia="zh-CN"/>
+        </w:rPr>
+        <w:t xml:space="preserve"> Failure</w:t>
+      </w:r>
+      <w:r>
+        <w:rPr>
+          <w:rFonts w:hint="default" w:ascii="Times New Roman" w:hAnsi="Times New Roman"/>
+          <w:b/>
+          <w:sz w:val="32"/>
+          <w:szCs w:val="32"/>
+          <w:u w:val="single"/>
+          <w:lang w:val="en-US" w:eastAsia="zh-CN"/>
+        </w:rPr>
+        <w:t xml:space="preserve"> Prediction  </w:t>
+      </w:r>
+      <w:r>
+        <w:rPr>
+          <w:rFonts w:hint="eastAsia" w:ascii="Times New Roman" w:hAnsi="Times New Roman"/>
+          <w:b/>
+          <w:sz w:val="36"/>
+          <w:u w:val="single"/>
+        </w:rPr>
+        <w:t xml:space="preserve">   </w:t>
+      </w:r>
+    </w:p>
+    <w:p>
+      <w:pPr>
+        <w:ind w:firstLine="2694" w:firstLineChars="841"/>
+        <w:rPr>
+          <w:rFonts w:ascii="Times New Roman" w:hAnsi="Times New Roman"/>
+          <w:color w:val="000000"/>
+        </w:rPr>
+      </w:pPr>
+      <w:r>
+        <w:rPr>
+          <w:rFonts w:hint="eastAsia" w:ascii="Times New Roman" w:hAnsi="Times New Roman"/>
+          <w:b/>
+          <w:sz w:val="32"/>
+          <w:u w:val="single"/>
+        </w:rPr>
+        <w:t xml:space="preserve"> </w:t>
+      </w:r>
+      <w:r>
+        <w:rPr>
+          <w:rFonts w:hint="default" w:ascii="Times New Roman" w:hAnsi="Times New Roman"/>
+          <w:b/>
+          <w:sz w:val="32"/>
+          <w:u w:val="single"/>
+          <w:lang w:val="en-US"/>
+        </w:rPr>
+        <w:t xml:space="preserve">  </w:t>
+      </w:r>
+      <w:r>
+        <w:rPr>
+          <w:rFonts w:hint="default" w:ascii="Times New Roman" w:hAnsi="Times New Roman"/>
+          <w:b/>
+          <w:sz w:val="32"/>
+          <w:szCs w:val="32"/>
+          <w:u w:val="single"/>
+          <w:lang w:val="en-US" w:eastAsia="zh-CN"/>
+        </w:rPr>
+        <w:t>And</w:t>
+      </w:r>
+      <w:r>
+        <w:rPr>
+          <w:rFonts w:hint="default" w:ascii="Times New Roman" w:hAnsi="Times New Roman"/>
+          <w:b/>
+          <w:sz w:val="32"/>
+          <w:u w:val="single"/>
+          <w:lang w:val="en-US"/>
+        </w:rPr>
+        <w:t xml:space="preserve"> </w:t>
+      </w:r>
+      <w:r>
+        <w:rPr>
+          <w:rFonts w:hint="default" w:ascii="Times New Roman" w:hAnsi="Times New Roman"/>
+          <w:b/>
+          <w:sz w:val="32"/>
+          <w:szCs w:val="32"/>
+          <w:u w:val="single"/>
+          <w:lang w:val="en-US" w:eastAsia="zh-CN"/>
+        </w:rPr>
+        <w:t xml:space="preserve">Lifetime </w:t>
+      </w:r>
+      <w:r>
+        <w:rPr>
+          <w:rFonts w:hint="default" w:ascii="Times New Roman" w:hAnsi="Times New Roman"/>
+          <w:b/>
+          <w:sz w:val="32"/>
+          <w:u w:val="single"/>
+          <w:lang w:val="en-US"/>
+        </w:rPr>
+        <w:t xml:space="preserve">Enhancement Method </w:t>
+      </w:r>
+      <w:r>
+        <w:rPr>
+          <w:rFonts w:hint="eastAsia" w:ascii="Times New Roman" w:hAnsi="Times New Roman"/>
+          <w:b/>
+          <w:sz w:val="36"/>
+          <w:u w:val="single"/>
+        </w:rPr>
+        <w:t xml:space="preserve">            </w:t>
+      </w:r>
+      <w:r>
+        <w:rPr>
+          <w:rFonts w:hint="eastAsia" w:ascii="Times New Roman" w:hAnsi="Times New Roman"/>
+          <w:color w:val="000000"/>
+          <w:u w:val="single"/>
+        </w:rPr>
+        <w:t xml:space="preserve">                            </w:t>
+      </w:r>
+      <w:r>
+        <w:rPr>
+          <w:rFonts w:hint="eastAsia" w:ascii="Times New Roman" w:hAnsi="Times New Roman"/>
+          <w:b/>
+          <w:sz w:val="36"/>
+          <w:u w:val="single"/>
+        </w:rPr>
+        <w:t xml:space="preserve">   </w:t>
+      </w:r>
+    </w:p>
+    <w:p>
+      <w:pPr>
+        <w:ind w:left="1680" w:leftChars="0" w:firstLine="420" w:firstLineChars="0"/>
+        <w:jc w:val="center"/>
+        <w:rPr>
+          <w:rFonts w:ascii="Times New Roman" w:hAnsi="Times New Roman"/>
+          <w:color w:val="auto"/>
+        </w:rPr>
+      </w:pPr>
+      <w:r>
+        <w:rPr>
+          <w:rFonts w:hint="default" w:ascii="Times New Roman" w:hAnsi="Times New Roman"/>
+          <w:b/>
+          <w:color w:val="auto"/>
+          <w:sz w:val="32"/>
+          <w:u w:val="single"/>
+          <w:lang w:val="en-US"/>
+        </w:rPr>
+        <w:t xml:space="preserve">      </w:t>
+      </w:r>
+      <w:r>
+        <w:rPr>
+          <w:rFonts w:hint="default" w:ascii="Times New Roman" w:hAnsi="Times New Roman"/>
+          <w:b/>
+          <w:color w:val="auto"/>
+          <w:sz w:val="32"/>
+          <w:szCs w:val="32"/>
+          <w:u w:val="single"/>
+          <w:lang w:val="en-US" w:eastAsia="zh-CN"/>
+        </w:rPr>
+        <w:t>Based on Machine Learning</w:t>
+      </w:r>
+      <w:r>
+        <w:rPr>
+          <w:rFonts w:hint="default" w:ascii="Times New Roman" w:hAnsi="Times New Roman"/>
+          <w:b/>
+          <w:color w:val="auto"/>
+          <w:sz w:val="32"/>
+          <w:u w:val="single"/>
+          <w:lang w:val="en-US"/>
+        </w:rPr>
+        <w:t xml:space="preserve"> </w:t>
+      </w:r>
+      <w:r>
+        <w:rPr>
+          <w:rFonts w:hint="eastAsia" w:ascii="Times New Roman" w:hAnsi="Times New Roman"/>
+          <w:b/>
+          <w:color w:val="auto"/>
+          <w:sz w:val="36"/>
+          <w:u w:val="single"/>
+        </w:rPr>
+        <w:t xml:space="preserve">    </w:t>
+      </w:r>
+      <w:r>
+        <w:rPr>
+          <w:rFonts w:hint="default" w:ascii="Times New Roman" w:hAnsi="Times New Roman"/>
+          <w:b/>
+          <w:color w:val="auto"/>
+          <w:sz w:val="32"/>
+          <w:u w:val="single"/>
+          <w:lang w:val="en-US"/>
+        </w:rPr>
+        <w:t xml:space="preserve"> </w:t>
+      </w:r>
+      <w:r>
+        <w:rPr>
+          <w:rFonts w:hint="eastAsia" w:ascii="Times New Roman" w:hAnsi="Times New Roman"/>
+          <w:b/>
+          <w:color w:val="auto"/>
+          <w:sz w:val="32"/>
+          <w:u w:val="single"/>
+        </w:rPr>
+        <w:t xml:space="preserve"> </w:t>
+      </w:r>
+      <w:r>
+        <w:rPr>
+          <w:rFonts w:hint="default" w:ascii="Times New Roman" w:hAnsi="Times New Roman"/>
+          <w:b/>
+          <w:color w:val="auto"/>
+          <w:sz w:val="32"/>
+          <w:u w:val="single"/>
+          <w:lang w:val="en-US"/>
+        </w:rPr>
+        <w:t xml:space="preserve">   </w:t>
+      </w:r>
+      <w:r>
+        <w:rPr>
+          <w:rFonts w:hint="default" w:ascii="Times New Roman" w:hAnsi="Times New Roman"/>
+          <w:b/>
+          <w:color w:val="auto"/>
+          <w:sz w:val="32"/>
+          <w:szCs w:val="32"/>
+          <w:u w:val="single"/>
+          <w:lang w:val="en-US" w:eastAsia="zh-CN"/>
+        </w:rPr>
+        <w:t xml:space="preserve"> </w:t>
+      </w:r>
+      <w:r>
+        <w:rPr>
+          <w:rFonts w:hint="eastAsia" w:ascii="Times New Roman" w:hAnsi="Times New Roman"/>
+          <w:b/>
+          <w:color w:val="auto"/>
+          <w:sz w:val="36"/>
+          <w:u w:val="single"/>
+        </w:rPr>
+        <w:t xml:space="preserve"> </w:t>
+      </w:r>
     </w:p>
     <w:p>
       <w:pPr>
@@ -448,14 +751,14 @@
       </w:r>
       <w:r>
         <w:rPr>
-          <w:rFonts w:hint="eastAsia" w:ascii="Times New Roman" w:hAnsi="Times New Roman"/>
+          <w:rFonts w:hint="default" w:ascii="Times New Roman" w:hAnsi="Times New Roman"/>
           <w:color w:val="auto"/>
           <w:position w:val="-6"/>
           <w:sz w:val="28"/>
           <w:u w:val="single"/>
-          <w:lang w:val="en-US" w:eastAsia="zh-CN"/>
-        </w:rPr>
-        <w:t>龙泳江</w:t>
+          <w:lang w:val="en-US"/>
+        </w:rPr>
+        <w:t xml:space="preserve">      </w:t>
       </w:r>
       <w:r>
         <w:rPr>
@@ -505,28 +808,7 @@
           <w:sz w:val="28"/>
           <w:u w:val="single"/>
         </w:rPr>
-        <w:t xml:space="preserve">   </w:t>
-      </w:r>
-      <w:r>
-        <w:rPr>
-          <w:rFonts w:hint="eastAsia" w:ascii="Times New Roman" w:hAnsi="Times New Roman"/>
-          <w:color w:val="auto"/>
-          <w:position w:val="-6"/>
-          <w:sz w:val="28"/>
-          <w:u w:val="single"/>
-          <w:lang w:val="en-US" w:eastAsia="zh-CN"/>
-        </w:rPr>
-        <w:t>苏中根</w:t>
-      </w:r>
-      <w:r>
-        <w:rPr>
-          <w:rFonts w:hint="eastAsia" w:ascii="Times New Roman" w:hAnsi="Times New Roman"/>
-          <w:color w:val="auto"/>
-          <w:position w:val="-6"/>
-          <w:sz w:val="28"/>
-          <w:u w:val="single"/>
-        </w:rPr>
-        <w:t xml:space="preserve">                  </w:t>
+        <w:t xml:space="preserve">                     </w:t>
       </w:r>
       <w:r>
         <w:rPr>
@@ -576,28 +858,7 @@
           <w:sz w:val="28"/>
           <w:u w:val="single"/>
         </w:rPr>
-        <w:t xml:space="preserve">         </w:t>
-      </w:r>
-      <w:r>
-        <w:rPr>
-          <w:rFonts w:hint="eastAsia" w:ascii="Times New Roman" w:hAnsi="Times New Roman"/>
-          <w:color w:val="auto"/>
-          <w:position w:val="-6"/>
-          <w:sz w:val="28"/>
-          <w:u w:val="single"/>
-          <w:lang w:val="en-US" w:eastAsia="zh-CN"/>
-        </w:rPr>
-        <w:t>张杨</w:t>
-      </w:r>
-      <w:r>
-        <w:rPr>
-          <w:rFonts w:hint="eastAsia" w:ascii="Times New Roman" w:hAnsi="Times New Roman"/>
-          <w:color w:val="auto"/>
-          <w:position w:val="-6"/>
-          <w:sz w:val="28"/>
-          <w:u w:val="single"/>
-        </w:rPr>
-        <w:t xml:space="preserve">                  </w:t>
+        <w:t xml:space="preserve">                           </w:t>
       </w:r>
       <w:r>
         <w:rPr>
@@ -650,7 +911,7 @@
           <w:sz w:val="28"/>
           <w:u w:val="single"/>
         </w:rPr>
-        <w:t xml:space="preserve">                     </w:t>
+        <w:t xml:space="preserve">                    </w:t>
       </w:r>
       <w:r>
         <w:rPr>
@@ -711,7 +972,7 @@
           <w:sz w:val="28"/>
           <w:u w:val="single"/>
         </w:rPr>
-        <w:t xml:space="preserve">    </w:t>
+        <w:t xml:space="preserve">      </w:t>
       </w:r>
       <w:r>
         <w:rPr>
@@ -722,7 +983,7 @@
           <w:u w:val="single"/>
           <w:lang w:val="en-US" w:eastAsia="zh-CN"/>
         </w:rPr>
-        <w:t>数据工程</w:t>
+        <w:t>设备故障检测、数据工程</w:t>
       </w:r>
       <w:r>
         <w:rPr>
@@ -732,7 +993,7 @@
           <w:sz w:val="28"/>
           <w:u w:val="single"/>
         </w:rPr>
-        <w:t xml:space="preserve">                            </w:t>
+        <w:t xml:space="preserve">                         </w:t>
       </w:r>
     </w:p>
     <w:p>
@@ -763,7 +1024,7 @@
           <w:sz w:val="28"/>
           <w:u w:val="single"/>
         </w:rPr>
-        <w:t xml:space="preserve">    </w:t>
+        <w:t xml:space="preserve">        </w:t>
       </w:r>
       <w:r>
         <w:rPr>
@@ -784,7 +1045,7 @@
           <w:sz w:val="28"/>
           <w:u w:val="single"/>
         </w:rPr>
-        <w:t xml:space="preserve">                             </w:t>
+        <w:t xml:space="preserve">                         </w:t>
       </w:r>
     </w:p>
     <w:p>
@@ -793,7 +1054,7 @@
         <w:ind w:left="839" w:firstLine="1141"/>
         <w:rPr>
           <w:rFonts w:ascii="Times New Roman" w:hAnsi="Times New Roman"/>
-          <w:color w:val="auto"/>
+          <w:color w:val="000000"/>
           <w:kern w:val="0"/>
           <w:sz w:val="28"/>
         </w:rPr>
@@ -825,7 +1086,38 @@
           <w:sz w:val="28"/>
           <w:u w:val="single"/>
         </w:rPr>
-        <w:t xml:space="preserve">              </w:t>
+        <w:t xml:space="preserve">          </w:t>
+      </w:r>
+      <w:r>
+        <w:rPr>
+          <w:rFonts w:hint="eastAsia" w:ascii="Times New Roman" w:hAnsi="Times New Roman"/>
+          <w:color w:val="auto"/>
+          <w:position w:val="-6"/>
+          <w:sz w:val="28"/>
+          <w:u w:val="single"/>
+          <w:lang w:val="en-US" w:eastAsia="zh-CN"/>
+        </w:rPr>
+        <w:t xml:space="preserve">  </w:t>
+      </w:r>
+      <w:r>
+        <w:rPr>
+          <w:rFonts w:ascii="Times New Roman" w:hAnsi="Times New Roman"/>
+          <w:color w:val="auto"/>
+          <w:position w:val="-6"/>
+          <w:sz w:val="28"/>
+          <w:u w:val="single"/>
+        </w:rPr>
+        <w:t xml:space="preserve">   </w:t>
+      </w:r>
+      <w:r>
+        <w:rPr>
+          <w:rFonts w:ascii="Times New Roman" w:hAnsi="Times New Roman"/>
+          <w:color w:val="000000"/>
+          <w:position w:val="-6"/>
+          <w:sz w:val="28"/>
+          <w:u w:val="single"/>
+        </w:rPr>
+        <w:t xml:space="preserve"> </w:t>
       </w:r>
     </w:p>
     <w:p>

--- a/封面.docx
+++ b/封面.docx
@@ -280,18 +280,7 @@
           <w:sz w:val="48"/>
           <w:szCs w:val="48"/>
         </w:rPr>
-        <w:t>（专</w:t>
-      </w:r>
-      <w:bookmarkStart w:id="0" w:name="_GoBack"/>
-      <w:bookmarkEnd w:id="0"/>
-      <w:r>
-        <w:rPr>
-          <w:rFonts w:hint="eastAsia" w:ascii="Times New Roman" w:hAnsi="Times New Roman"/>
-          <w:color w:val="auto"/>
-          <w:sz w:val="48"/>
-          <w:szCs w:val="48"/>
-        </w:rPr>
-        <w:t>业学位）</w:t>
+        <w:t>（专业学位）</w:t>
       </w:r>
     </w:p>
     <w:p>
@@ -405,7 +394,7 @@
           <w:u w:val="single"/>
           <w:lang w:val="en-US" w:eastAsia="zh-CN"/>
         </w:rPr>
-        <w:t>故障检测与寿命提升方法研究</w:t>
+        <w:t>故障预测与寿命提升方法研究</w:t>
       </w:r>
       <w:r>
         <w:rPr>
@@ -758,7 +747,20 @@
           <w:u w:val="single"/>
           <w:lang w:val="en-US"/>
         </w:rPr>
-        <w:t xml:space="preserve">      </w:t>
+        <w:t xml:space="preserve">   </w:t>
+      </w:r>
+      <w:bookmarkStart w:id="0" w:name="_GoBack"/>
+      <w:bookmarkEnd w:id="0"/>
+      <w:r>
+        <w:rPr>
+          <w:rFonts w:hint="default" w:ascii="Times New Roman" w:hAnsi="Times New Roman"/>
+          <w:color w:val="auto"/>
+          <w:position w:val="-6"/>
+          <w:sz w:val="28"/>
+          <w:u w:val="single"/>
+          <w:lang w:val="en-US"/>
+        </w:rPr>
+        <w:t xml:space="preserve">   </w:t>
       </w:r>
       <w:r>
         <w:rPr>

--- a/封面.docx
+++ b/封面.docx
@@ -101,7 +101,26 @@
           <w:szCs w:val="24"/>
           <w:u w:val="single"/>
         </w:rPr>
-        <w:t xml:space="preserve"> 10335   </w:t>
+        <w:t xml:space="preserve"> </w:t>
+      </w:r>
+      <w:r>
+        <w:rPr>
+          <w:rFonts w:hint="eastAsia" w:ascii="Times New Roman"/>
+          <w:sz w:val="24"/>
+          <w:szCs w:val="24"/>
+          <w:u w:val="single"/>
+          <w:lang w:val="en-US" w:eastAsia="zh-CN"/>
+        </w:rPr>
+        <w:t xml:space="preserve">   </w:t>
+      </w:r>
+      <w:r>
+        <w:rPr>
+          <w:rFonts w:hint="eastAsia" w:ascii="Times New Roman"/>
+          <w:sz w:val="24"/>
+          <w:szCs w:val="24"/>
+          <w:u w:val="single"/>
+        </w:rPr>
+        <w:t xml:space="preserve">10335   </w:t>
       </w:r>
     </w:p>
     <w:p>
@@ -192,8 +211,18 @@
           <w:color w:val="000000"/>
           <w:sz w:val="24"/>
           <w:u w:val="single"/>
-        </w:rPr>
-        <w:t xml:space="preserve">        </w:t>
+          <w:lang w:val="en-US" w:eastAsia="zh-CN"/>
+        </w:rPr>
+        <w:t>22360325</w:t>
+      </w:r>
+      <w:r>
+        <w:rPr>
+          <w:rFonts w:hint="eastAsia" w:ascii="Times New Roman" w:hAnsi="Times New Roman"/>
+          <w:color w:val="000000"/>
+          <w:sz w:val="24"/>
+          <w:u w:val="single"/>
+        </w:rPr>
+        <w:t xml:space="preserve">       </w:t>
       </w:r>
       <w:r>
         <w:rPr>
@@ -747,10 +776,19 @@
           <w:u w:val="single"/>
           <w:lang w:val="en-US"/>
         </w:rPr>
-        <w:t xml:space="preserve">   </w:t>
-      </w:r>
-      <w:bookmarkStart w:id="0" w:name="_GoBack"/>
-      <w:bookmarkEnd w:id="0"/>
+        <w:t xml:space="preserve">     </w:t>
+      </w:r>
+      <w:r>
+        <w:rPr>
+          <w:rFonts w:hint="eastAsia" w:ascii="Times New Roman" w:hAnsi="Times New Roman"/>
+          <w:color w:val="auto"/>
+          <w:position w:val="-6"/>
+          <w:sz w:val="28"/>
+          <w:u w:val="single"/>
+          <w:lang w:val="en-US" w:eastAsia="zh-CN"/>
+        </w:rPr>
+        <w:t>龙泳江</w:t>
+      </w:r>
       <w:r>
         <w:rPr>
           <w:rFonts w:hint="default" w:ascii="Times New Roman" w:hAnsi="Times New Roman"/>
@@ -760,7 +798,7 @@
           <w:u w:val="single"/>
           <w:lang w:val="en-US"/>
         </w:rPr>
-        <w:t xml:space="preserve">   </w:t>
+        <w:t xml:space="preserve"> </w:t>
       </w:r>
       <w:r>
         <w:rPr>
@@ -810,7 +848,28 @@
           <w:sz w:val="28"/>
           <w:u w:val="single"/>
         </w:rPr>
-        <w:t xml:space="preserve">                     </w:t>
+        <w:t xml:space="preserve">        </w:t>
+      </w:r>
+      <w:r>
+        <w:rPr>
+          <w:rFonts w:hint="eastAsia" w:ascii="Times New Roman" w:hAnsi="Times New Roman"/>
+          <w:color w:val="auto"/>
+          <w:position w:val="-6"/>
+          <w:sz w:val="28"/>
+          <w:u w:val="single"/>
+          <w:lang w:val="en-US" w:eastAsia="zh-CN"/>
+        </w:rPr>
+        <w:t>苏中根</w:t>
+      </w:r>
+      <w:r>
+        <w:rPr>
+          <w:rFonts w:hint="eastAsia" w:ascii="Times New Roman" w:hAnsi="Times New Roman"/>
+          <w:color w:val="auto"/>
+          <w:position w:val="-6"/>
+          <w:sz w:val="28"/>
+          <w:u w:val="single"/>
+        </w:rPr>
+        <w:t xml:space="preserve">             </w:t>
       </w:r>
       <w:r>
         <w:rPr>
@@ -860,7 +919,28 @@
           <w:sz w:val="28"/>
           <w:u w:val="single"/>
         </w:rPr>
-        <w:t xml:space="preserve">                           </w:t>
+        <w:t xml:space="preserve">              </w:t>
+      </w:r>
+      <w:r>
+        <w:rPr>
+          <w:rFonts w:hint="eastAsia" w:ascii="Times New Roman" w:hAnsi="Times New Roman"/>
+          <w:color w:val="auto"/>
+          <w:position w:val="-6"/>
+          <w:sz w:val="28"/>
+          <w:u w:val="single"/>
+          <w:lang w:val="en-US" w:eastAsia="zh-CN"/>
+        </w:rPr>
+        <w:t>张  杨</w:t>
+      </w:r>
+      <w:r>
+        <w:rPr>
+          <w:rFonts w:hint="eastAsia" w:ascii="Times New Roman" w:hAnsi="Times New Roman"/>
+          <w:color w:val="auto"/>
+          <w:position w:val="-6"/>
+          <w:sz w:val="28"/>
+          <w:u w:val="single"/>
+        </w:rPr>
+        <w:t xml:space="preserve">             </w:t>
       </w:r>
       <w:r>
         <w:rPr>

--- a/封面.docx
+++ b/封面.docx
@@ -789,6 +789,8 @@
         </w:rPr>
         <w:t>龙泳江</w:t>
       </w:r>
+      <w:bookmarkStart w:id="0" w:name="_GoBack"/>
+      <w:bookmarkEnd w:id="0"/>
       <w:r>
         <w:rPr>
           <w:rFonts w:hint="default" w:ascii="Times New Roman" w:hAnsi="Times New Roman"/>
@@ -1065,7 +1067,7 @@
           <w:u w:val="single"/>
           <w:lang w:val="en-US" w:eastAsia="zh-CN"/>
         </w:rPr>
-        <w:t>设备故障检测、数据工程</w:t>
+        <w:t>设备故障预测、数据工程</w:t>
       </w:r>
       <w:r>
         <w:rPr>

--- a/封面.docx
+++ b/封面.docx
@@ -553,6 +553,17 @@
       </w:r>
       <w:r>
         <w:rPr>
+          <w:rFonts w:hint="eastAsia" w:ascii="Times New Roman" w:hAnsi="Times New Roman"/>
+          <w:b/>
+          <w:sz w:val="32"/>
+          <w:szCs w:val="32"/>
+          <w:u w:val="single"/>
+          <w:lang w:val="en-US" w:eastAsia="zh-CN"/>
+        </w:rPr>
+        <w:t>a</w:t>
+      </w:r>
+      <w:r>
+        <w:rPr>
           <w:rFonts w:hint="default" w:ascii="Times New Roman" w:hAnsi="Times New Roman"/>
           <w:b/>
           <w:sz w:val="32"/>
@@ -560,7 +571,7 @@
           <w:u w:val="single"/>
           <w:lang w:val="en-US" w:eastAsia="zh-CN"/>
         </w:rPr>
-        <w:t>And</w:t>
+        <w:t>nd</w:t>
       </w:r>
       <w:r>
         <w:rPr>
@@ -778,6 +789,7 @@
         </w:rPr>
         <w:t xml:space="preserve">     </w:t>
       </w:r>
+      <w:bookmarkStart w:id="0" w:name="_GoBack"/>
       <w:r>
         <w:rPr>
           <w:rFonts w:hint="eastAsia" w:ascii="Times New Roman" w:hAnsi="Times New Roman"/>
@@ -789,7 +801,6 @@
         </w:rPr>
         <w:t>龙泳江</w:t>
       </w:r>
-      <w:bookmarkStart w:id="0" w:name="_GoBack"/>
       <w:bookmarkEnd w:id="0"/>
       <w:r>
         <w:rPr>
